--- a/testakten/corporate-contract-law-rahmenlieferung-sensorik-aachen/04_gegenvorschlag_rheinkern_v08.docx
+++ b/testakten/corporate-contract-law-rahmenlieferung-sensorik-aachen/04_gegenvorschlag_rheinkern_v08.docx
@@ -74,10 +74,22 @@
     <w:p>
       <w:pPr>
         <w:pStyle w:val="Heading1"/>
+        <w:keepNext/>
+        <w:spacing w:after="0"/>
       </w:pPr>
       <w:r>
         <w:t>1. Gegenstand und Laufzeit</w:t>
       </w:r>
+    </w:p>
+    <w:p>
+      <w:pPr>
+        <w:keepNext/>
+        <w:spacing w:before="0" w:after="0" w:line="220" w:lineRule="exact"/>
+        <w:rPr>
+          <w:sz w:val="22"/>
+          <w:szCs w:val="22"/>
+        </w:rPr>
+      </w:pPr>
     </w:p>
     <w:p>
       <w:r>
@@ -87,10 +99,22 @@
     <w:p>
       <w:pPr>
         <w:pStyle w:val="Heading1"/>
+        <w:keepNext/>
+        <w:spacing w:after="0"/>
       </w:pPr>
       <w:r>
         <w:t>2. Bedarf und Forecast</w:t>
       </w:r>
+    </w:p>
+    <w:p>
+      <w:pPr>
+        <w:keepNext/>
+        <w:spacing w:before="0" w:after="0" w:line="220" w:lineRule="exact"/>
+        <w:rPr>
+          <w:sz w:val="22"/>
+          <w:szCs w:val="22"/>
+        </w:rPr>
+      </w:pPr>
     </w:p>
     <w:p>
       <w:r>
@@ -100,10 +124,22 @@
     <w:p>
       <w:pPr>
         <w:pStyle w:val="Heading1"/>
+        <w:keepNext/>
+        <w:spacing w:after="0"/>
       </w:pPr>
       <w:r>
         <w:t>3. Abrufe und Bestätigung</w:t>
       </w:r>
+    </w:p>
+    <w:p>
+      <w:pPr>
+        <w:keepNext/>
+        <w:spacing w:before="0" w:after="0" w:line="220" w:lineRule="exact"/>
+        <w:rPr>
+          <w:sz w:val="22"/>
+          <w:szCs w:val="22"/>
+        </w:rPr>
+      </w:pPr>
     </w:p>
     <w:p>
       <w:r>
@@ -113,10 +149,22 @@
     <w:p>
       <w:pPr>
         <w:pStyle w:val="Heading1"/>
+        <w:keepNext/>
+        <w:spacing w:after="0"/>
       </w:pPr>
       <w:r>
         <w:t>4. Preise</w:t>
       </w:r>
+    </w:p>
+    <w:p>
+      <w:pPr>
+        <w:keepNext/>
+        <w:spacing w:before="0" w:after="0" w:line="220" w:lineRule="exact"/>
+        <w:rPr>
+          <w:sz w:val="22"/>
+          <w:szCs w:val="22"/>
+        </w:rPr>
+      </w:pPr>
     </w:p>
     <w:p>
       <w:r>
@@ -131,10 +179,22 @@
     <w:p>
       <w:pPr>
         <w:pStyle w:val="Heading1"/>
+        <w:keepNext/>
+        <w:spacing w:after="0"/>
       </w:pPr>
       <w:r>
         <w:t>5. Lieferung und Zahlung</w:t>
       </w:r>
+    </w:p>
+    <w:p>
+      <w:pPr>
+        <w:keepNext/>
+        <w:spacing w:before="0" w:after="0" w:line="220" w:lineRule="exact"/>
+        <w:rPr>
+          <w:sz w:val="22"/>
+          <w:szCs w:val="22"/>
+        </w:rPr>
+      </w:pPr>
     </w:p>
     <w:p>
       <w:r>
@@ -144,10 +204,22 @@
     <w:p>
       <w:pPr>
         <w:pStyle w:val="Heading1"/>
+        <w:keepNext/>
+        <w:spacing w:after="0"/>
       </w:pPr>
       <w:r>
         <w:t>6. Werkzeug und Nutzung</w:t>
       </w:r>
+    </w:p>
+    <w:p>
+      <w:pPr>
+        <w:keepNext/>
+        <w:spacing w:before="0" w:after="0" w:line="220" w:lineRule="exact"/>
+        <w:rPr>
+          <w:sz w:val="22"/>
+          <w:szCs w:val="22"/>
+        </w:rPr>
+      </w:pPr>
     </w:p>
     <w:p>
       <w:r>
@@ -162,10 +234,22 @@
     <w:p>
       <w:pPr>
         <w:pStyle w:val="Heading1"/>
+        <w:keepNext/>
+        <w:spacing w:after="0"/>
       </w:pPr>
       <w:r>
         <w:t>7. Technische Freigabe</w:t>
       </w:r>
+    </w:p>
+    <w:p>
+      <w:pPr>
+        <w:keepNext/>
+        <w:spacing w:before="0" w:after="0" w:line="220" w:lineRule="exact"/>
+        <w:rPr>
+          <w:sz w:val="22"/>
+          <w:szCs w:val="22"/>
+        </w:rPr>
+      </w:pPr>
     </w:p>
     <w:p>
       <w:r>
@@ -175,10 +259,22 @@
     <w:p>
       <w:pPr>
         <w:pStyle w:val="Heading1"/>
+        <w:keepNext/>
+        <w:spacing w:after="0"/>
       </w:pPr>
       <w:r>
         <w:t>8. Bauteiländerungen</w:t>
       </w:r>
+    </w:p>
+    <w:p>
+      <w:pPr>
+        <w:keepNext/>
+        <w:spacing w:before="0" w:after="0" w:line="220" w:lineRule="exact"/>
+        <w:rPr>
+          <w:sz w:val="22"/>
+          <w:szCs w:val="22"/>
+        </w:rPr>
+      </w:pPr>
     </w:p>
     <w:p>
       <w:r>
@@ -188,10 +284,22 @@
     <w:p>
       <w:pPr>
         <w:pStyle w:val="Heading1"/>
+        <w:keepNext/>
+        <w:spacing w:after="0"/>
       </w:pPr>
       <w:r>
         <w:t>9. Qualität und Nachverfolgung</w:t>
       </w:r>
+    </w:p>
+    <w:p>
+      <w:pPr>
+        <w:keepNext/>
+        <w:spacing w:before="0" w:after="0" w:line="220" w:lineRule="exact"/>
+        <w:rPr>
+          <w:sz w:val="22"/>
+          <w:szCs w:val="22"/>
+        </w:rPr>
+      </w:pPr>
     </w:p>
     <w:p>
       <w:r>
@@ -201,10 +309,22 @@
     <w:p>
       <w:pPr>
         <w:pStyle w:val="Heading1"/>
+        <w:keepNext/>
+        <w:spacing w:after="0"/>
       </w:pPr>
       <w:r>
         <w:t>10. Nacharbeit und Feldmaßnahmen</w:t>
       </w:r>
+    </w:p>
+    <w:p>
+      <w:pPr>
+        <w:keepNext/>
+        <w:spacing w:before="0" w:after="0" w:line="220" w:lineRule="exact"/>
+        <w:rPr>
+          <w:sz w:val="22"/>
+          <w:szCs w:val="22"/>
+        </w:rPr>
+      </w:pPr>
     </w:p>
     <w:p>
       <w:r>
@@ -219,10 +339,22 @@
     <w:p>
       <w:pPr>
         <w:pStyle w:val="Heading1"/>
+        <w:keepNext/>
+        <w:spacing w:after="0"/>
       </w:pPr>
       <w:r>
         <w:t>11. Bestand bei Reduzierung und Ende</w:t>
       </w:r>
+    </w:p>
+    <w:p>
+      <w:pPr>
+        <w:keepNext/>
+        <w:spacing w:before="0" w:after="0" w:line="220" w:lineRule="exact"/>
+        <w:rPr>
+          <w:sz w:val="22"/>
+          <w:szCs w:val="22"/>
+        </w:rPr>
+      </w:pPr>
     </w:p>
     <w:p>
       <w:r>
@@ -232,10 +364,22 @@
     <w:p>
       <w:pPr>
         <w:pStyle w:val="Heading1"/>
+        <w:keepNext/>
+        <w:spacing w:after="0"/>
       </w:pPr>
       <w:r>
         <w:t>12. Weiteres Verfahren</w:t>
       </w:r>
+    </w:p>
+    <w:p>
+      <w:pPr>
+        <w:keepNext/>
+        <w:spacing w:before="0" w:after="0" w:line="220" w:lineRule="exact"/>
+        <w:rPr>
+          <w:sz w:val="22"/>
+          <w:szCs w:val="22"/>
+        </w:rPr>
+      </w:pPr>
     </w:p>
     <w:p>
       <w:r>
@@ -704,7 +848,7 @@
     <w:pPr>
       <w:keepNext/>
       <w:keepLines/>
-      <w:spacing w:before="140" w:after="100"/>
+      <w:spacing w:before="140" w:after="0"/>
       <w:outlineLvl w:val="0"/>
     </w:pPr>
     <w:rPr>
@@ -728,7 +872,7 @@
     <w:pPr>
       <w:keepNext/>
       <w:keepLines/>
-      <w:spacing w:before="180" w:after="140"/>
+      <w:spacing w:before="180" w:after="0"/>
       <w:outlineLvl w:val="1"/>
     </w:pPr>
     <w:rPr>
